--- a/Project_Documentation.docx
+++ b/Project_Documentation.docx
@@ -10,13 +10,8 @@
     <w:p/>
     <w:p>
       <w:r>
-        <w:t xml:space="preserve">Student Name: Mahmad </w:t>
-      </w:r>
-      <w:proofErr w:type="spellStart"/>
-      <w:r>
-        <w:t>Sadheek</w:t>
-      </w:r>
-      <w:proofErr w:type="spellEnd"/>
+        <w:t>Student Name: Mahmad Sadheek</w:t>
+      </w:r>
     </w:p>
     <w:p/>
     <w:p>
@@ -33,15 +28,7 @@
     <w:p/>
     <w:p>
       <w:r>
-        <w:t xml:space="preserve">The objective of this project is to </w:t>
-      </w:r>
-      <w:proofErr w:type="spellStart"/>
-      <w:r>
-        <w:t>analyze</w:t>
-      </w:r>
-      <w:proofErr w:type="spellEnd"/>
-      <w:r>
-        <w:t xml:space="preserve"> student marks and attendance using Python, NumPy, and Pandas.</w:t>
+        <w:t>The objective of this project is to analyze student marks and attendance using Python, NumPy, and Pandas.</w:t>
       </w:r>
     </w:p>
     <w:p/>
@@ -118,15 +105,7 @@
     </w:p>
     <w:p>
       <w:r>
-        <w:t xml:space="preserve">6. </w:t>
-      </w:r>
-      <w:proofErr w:type="spellStart"/>
-      <w:r>
-        <w:t>Analyzed</w:t>
-      </w:r>
-      <w:proofErr w:type="spellEnd"/>
-      <w:r>
-        <w:t xml:space="preserve"> subject-wise averages.</w:t>
+        <w:t>6. Analyzed subject-wise averages.</w:t>
       </w:r>
     </w:p>
     <w:p>
@@ -197,15 +176,7 @@
     <w:p/>
     <w:p>
       <w:r>
-        <w:t xml:space="preserve">I learned how to use Python, functions, loops, NumPy, Pandas, and CSV files to </w:t>
-      </w:r>
-      <w:proofErr w:type="spellStart"/>
-      <w:r>
-        <w:t>analyze</w:t>
-      </w:r>
-      <w:proofErr w:type="spellEnd"/>
-      <w:r>
-        <w:t xml:space="preserve"> student data.</w:t>
+        <w:t>I learned how to use Python, functions, loops, NumPy, Pandas, and CSV files to analyze student data.</w:t>
       </w:r>
     </w:p>
     <w:p/>
@@ -217,27 +188,19 @@
     <w:p/>
     <w:p>
       <w:r>
-        <w:t xml:space="preserve">This project demonstrates how Python can be used to </w:t>
-      </w:r>
-      <w:proofErr w:type="spellStart"/>
-      <w:r>
-        <w:t>analyze</w:t>
-      </w:r>
-      <w:proofErr w:type="spellEnd"/>
-      <w:r>
-        <w:t xml:space="preserve"> student academic performance and generate useful statistics.</w:t>
-      </w:r>
-    </w:p>
-    <w:p/>
-    <w:p>
-      <w:r>
-        <w:t>9. GitHub Repository</w:t>
-      </w:r>
-    </w:p>
-    <w:p/>
-    <w:p>
-      <w:r>
-        <w:t>Add the GitHub repository link after uploading the project.</w:t>
+        <w:t>This project demonstrates how Python can be used to analyze student academic performance and generate useful statistics.</w:t>
+      </w:r>
+    </w:p>
+    <w:p/>
+    <w:p>
+      <w:r>
+        <w:t>9. GitHub Repositor</w:t>
+      </w:r>
+    </w:p>
+    <w:p>
+      <w:r>
+        <w:lastRenderedPageBreak/>
+        <w:t>https://github.com/mahmadsadheek/student-performance-analytics</w:t>
       </w:r>
     </w:p>
     <w:sectPr>
